--- a/templates/Deed To Trustee - TEMPLATE.docx
+++ b/templates/Deed To Trustee - TEMPLATE.docx
@@ -472,7 +472,7 @@
                 <w:bCs w:val="1"/>
                 <w:rtl w:val="0"/>
               </w:rPr>
-              <w:t xml:space="preserve">.</w:t>
+              <w:t xml:space="preserve">{{EXEMPTION_PERIOD}}</w:t>
             </w:r>
           </w:p>
           <w:p>
@@ -491,7 +491,7 @@
                 <w:bCs w:val="1"/>
                 <w:rtl w:val="0"/>
               </w:rPr>
-              <w:t xml:space="preserve">Date:</w:t>
+              <w:t xml:space="preserve">{{EXEMPTION_DATE_LABEL}}</w:t>
             </w:r>
             <w:r>
               <w:rPr>
@@ -518,7 +518,7 @@
                 <w:bCs w:val="1"/>
                 <w:rtl w:val="0"/>
               </w:rPr>
-              <w:t xml:space="preserve">Seller: </w:t>
+              <w:t xml:space="preserve">{{SELLER_LABEL}}</w:t>
             </w:r>
             <w:r>
               <w:rPr>
@@ -536,7 +536,7 @@
                 <w:szCs w:val="22"/>
                 <w:rtl w:val="0"/>
               </w:rPr>
-              <w:t xml:space="preserve"> </w:t>
+              <w:t xml:space="preserve">{{SELLER_TRAIL1}}</w:t>
             </w:r>
             <w:r>
               <w:rPr>
@@ -545,7 +545,7 @@
                 <w:szCs w:val="22"/>
                 <w:rtl w:val="0"/>
               </w:rPr>
-              <w:t xml:space="preserve">    </w:t>
+              <w:t xml:space="preserve">{{SELLER_TRAIL2}}</w:t>
             </w:r>
             <w:r>
               <w:rPr>
@@ -956,7 +956,7 @@
           <w:vertAlign w:val="baseline"/>
           <w:rtl w:val="0"/>
         </w:rPr>
-        <w:t xml:space="preserve"> Trust dated </w:t>
+        <w:t xml:space="preserve"> dated </w:t>
       </w:r>
       <w:r>
         <w:rPr>
@@ -1250,7 +1250,7 @@
           <w:vertAlign w:val="baseline"/>
           <w:rtl w:val="0"/>
         </w:rPr>
-        <w:t xml:space="preserve">PROPERTY ADDRESS: </w:t>
+        <w:t xml:space="preserve">PROPERTY ADDRESS: {{PROPERTY_ADDRESS}}</w:t>
       </w:r>
     </w:p>
     <w:p>
@@ -1287,7 +1287,7 @@
           <w:szCs w:val="26"/>
           <w:rtl w:val="0"/>
         </w:rPr>
-        <w:t xml:space="preserve">PIN#:</w:t>
+        <w:t xml:space="preserve">PIN#: {{PROPERTY_PIN}}</w:t>
       </w:r>
     </w:p>
     <w:p>
@@ -1332,7 +1332,7 @@
           <w:szCs w:val="26"/>
           <w:rtl w:val="0"/>
         </w:rPr>
-        <w:t xml:space="preserve">Prior instrument reference: </w:t>
+        <w:t xml:space="preserve">{{PRIOR_INSTRUMENT_LABEL}}</w:t>
       </w:r>
       <w:r>
         <w:rPr>
@@ -2130,7 +2130,7 @@
           <w:vertAlign w:val="baseline"/>
           <w:rtl w:val="0"/>
         </w:rPr>
-        <w:t xml:space="preserve">IN WITNESS WHEREOF, said Grantor aforesaid has executed this instrument this _____ day of _____________, </w:t>
+        <w:t xml:space="preserve">IN WITNESS WHEREOF, said Grantor aforesaid has executed this instrument this {{EXECUTION_DAY_MONTH}}, </w:t>
       </w:r>
       <w:r>
         <w:rPr>
@@ -2365,7 +2365,7 @@
           <w:vertAlign w:val="baseline"/>
           <w:rtl w:val="0"/>
         </w:rPr>
-        <w:t xml:space="preserve">{{STATE_UPPER}}</w:t>
+        <w:t xml:space="preserve">{{NOTARY_STATE_UPPER}}</w:t>
       </w:r>
       <w:r>
         <w:rPr>
@@ -2511,7 +2511,7 @@
           <w:vertAlign w:val="baseline"/>
           <w:rtl w:val="0"/>
         </w:rPr>
-        <w:t xml:space="preserve">{{GRANTOR_NAME}}</w:t>
+        <w:t xml:space="preserve">{{ACK_SIGNER_NAME}}</w:t>
       </w:r>
       <w:r>
         <w:rPr>
@@ -2548,7 +2548,7 @@
           <w:vertAlign w:val="baseline"/>
           <w:rtl w:val="0"/>
         </w:rPr>
-        <w:t xml:space="preserve">{{GRANTOR_CAPACITY}}</w:t>
+        <w:t xml:space="preserve">{{ACK_SIGNER_CAPACITY}}</w:t>
       </w:r>
       <w:r>
         <w:rPr>
@@ -2644,7 +2644,7 @@
           <w:vertAlign w:val="baseline"/>
           <w:rtl w:val="0"/>
         </w:rPr>
-        <w:t xml:space="preserve">Given under my hand and notarial seal this ______ day of ___________, 2025. </w:t>
+        <w:t xml:space="preserve">Given under my hand and notarial seal this ______ day of ___________, {{EXECUTION_YEAR}}. </w:t>
       </w:r>
       <w:r>
         <w:rPr>
